--- a/docs/01-项目开发计划书.docx
+++ b/docs/01-项目开发计划书.docx
@@ -32,7 +32,7 @@
           <w:sz w:val="36"/>
           <w:szCs w:val="36"/>
         </w:rPr>
-        <w:t>【学校名称】</w:t>
+        <w:t>浙江工商大学</w:t>
       </w:r>
     </w:p>
     <w:p>
@@ -200,7 +200,7 @@
           <w:szCs w:val="30"/>
           <w:u w:val="single"/>
         </w:rPr>
-        <w:t xml:space="preserve">  【学院名称】  </w:t>
+        <w:t xml:space="preserve">  计算机科学与技术学院  </w:t>
       </w:r>
     </w:p>
     <w:p>
@@ -226,7 +226,16 @@
           <w:szCs w:val="30"/>
           <w:u w:val="single"/>
         </w:rPr>
-        <w:t xml:space="preserve">  【班级】  </w:t>
+        <w:t xml:space="preserve">  软件</w:t>
+      </w:r>
+      <w:r>
+        <w:rPr>
+          <w:rFonts w:eastAsia="宋体" w:cs="Times New Roman"/>
+          <w:sz w:val="30"/>
+          <w:szCs w:val="30"/>
+          <w:u w:val="single"/>
+        </w:rPr>
+        <w:t xml:space="preserve">2402  </w:t>
       </w:r>
     </w:p>
     <w:p>
@@ -252,7 +261,7 @@
           <w:szCs w:val="30"/>
           <w:u w:val="single"/>
         </w:rPr>
-        <w:t xml:space="preserve">  【姓名】  </w:t>
+        <w:t xml:space="preserve">  李帆  </w:t>
       </w:r>
     </w:p>
     <w:p>
@@ -278,7 +287,16 @@
           <w:szCs w:val="30"/>
           <w:u w:val="single"/>
         </w:rPr>
-        <w:t xml:space="preserve">  【学号】  </w:t>
+        <w:t xml:space="preserve">  </w:t>
+      </w:r>
+      <w:r>
+        <w:rPr>
+          <w:rFonts w:eastAsia="宋体" w:cs="Times New Roman"/>
+          <w:sz w:val="30"/>
+          <w:szCs w:val="30"/>
+          <w:u w:val="single"/>
+        </w:rPr>
+        <w:t xml:space="preserve">2412190102  </w:t>
       </w:r>
     </w:p>
     <w:p>
@@ -738,7 +756,7 @@
                 <w:sz w:val="21"/>
                 <w:szCs w:val="21"/>
               </w:rPr>
-              <w:t>【姓名】</w:t>
+              <w:t>李帆</w:t>
             </w:r>
           </w:p>
         </w:tc>
@@ -849,7 +867,7 @@
             </w:rPr>
             <w:fldChar w:fldCharType="separate"/>
           </w:r>
-          <w:hyperlink w:anchor="__RefHeading___Toc1338_260505723">
+          <w:hyperlink w:anchor="__RefHeading___Toc1338_1143682729">
             <w:r>
               <w:rPr>
                 <w:rStyle w:val="IndexLink"/>
@@ -880,7 +898,7 @@
             </w:tabs>
             <w:rPr/>
           </w:pPr>
-          <w:hyperlink w:anchor="__RefHeading___Toc1340_260505723">
+          <w:hyperlink w:anchor="__RefHeading___Toc1340_1143682729">
             <w:r>
               <w:rPr>
                 <w:rStyle w:val="IndexLink"/>
@@ -911,7 +929,7 @@
             </w:tabs>
             <w:rPr/>
           </w:pPr>
-          <w:hyperlink w:anchor="__RefHeading___Toc1342_260505723">
+          <w:hyperlink w:anchor="__RefHeading___Toc1342_1143682729">
             <w:r>
               <w:rPr>
                 <w:rStyle w:val="IndexLink"/>
@@ -942,7 +960,7 @@
             </w:tabs>
             <w:rPr/>
           </w:pPr>
-          <w:hyperlink w:anchor="__RefHeading___Toc1344_260505723">
+          <w:hyperlink w:anchor="__RefHeading___Toc1344_1143682729">
             <w:r>
               <w:rPr>
                 <w:rStyle w:val="IndexLink"/>
@@ -973,7 +991,7 @@
             </w:tabs>
             <w:rPr/>
           </w:pPr>
-          <w:hyperlink w:anchor="__RefHeading___Toc1346_260505723">
+          <w:hyperlink w:anchor="__RefHeading___Toc1346_1143682729">
             <w:r>
               <w:rPr>
                 <w:rStyle w:val="IndexLink"/>
@@ -1004,7 +1022,7 @@
             </w:tabs>
             <w:rPr/>
           </w:pPr>
-          <w:hyperlink w:anchor="__RefHeading___Toc1348_260505723">
+          <w:hyperlink w:anchor="__RefHeading___Toc1348_1143682729">
             <w:r>
               <w:rPr>
                 <w:rStyle w:val="IndexLink"/>
@@ -1035,7 +1053,7 @@
             </w:tabs>
             <w:rPr/>
           </w:pPr>
-          <w:hyperlink w:anchor="__RefHeading___Toc1350_260505723">
+          <w:hyperlink w:anchor="__RefHeading___Toc1350_1143682729">
             <w:r>
               <w:rPr>
                 <w:rStyle w:val="IndexLink"/>
@@ -1066,7 +1084,7 @@
             </w:tabs>
             <w:rPr/>
           </w:pPr>
-          <w:hyperlink w:anchor="__RefHeading___Toc1352_260505723">
+          <w:hyperlink w:anchor="__RefHeading___Toc1352_1143682729">
             <w:r>
               <w:rPr>
                 <w:rStyle w:val="IndexLink"/>
@@ -1097,7 +1115,7 @@
             </w:tabs>
             <w:rPr/>
           </w:pPr>
-          <w:hyperlink w:anchor="__RefHeading___Toc1354_260505723">
+          <w:hyperlink w:anchor="__RefHeading___Toc1354_1143682729">
             <w:r>
               <w:rPr>
                 <w:rStyle w:val="IndexLink"/>
@@ -1128,7 +1146,7 @@
             </w:tabs>
             <w:rPr/>
           </w:pPr>
-          <w:hyperlink w:anchor="__RefHeading___Toc1356_260505723">
+          <w:hyperlink w:anchor="__RefHeading___Toc1356_1143682729">
             <w:r>
               <w:rPr>
                 <w:rStyle w:val="IndexLink"/>
@@ -1159,7 +1177,7 @@
             </w:tabs>
             <w:rPr/>
           </w:pPr>
-          <w:hyperlink w:anchor="__RefHeading___Toc1358_260505723">
+          <w:hyperlink w:anchor="__RefHeading___Toc1358_1143682729">
             <w:r>
               <w:rPr>
                 <w:rStyle w:val="IndexLink"/>
@@ -1190,7 +1208,7 @@
             </w:tabs>
             <w:rPr/>
           </w:pPr>
-          <w:hyperlink w:anchor="__RefHeading___Toc1360_260505723">
+          <w:hyperlink w:anchor="__RefHeading___Toc1360_1143682729">
             <w:r>
               <w:rPr>
                 <w:rStyle w:val="IndexLink"/>
@@ -1221,7 +1239,7 @@
             </w:tabs>
             <w:rPr/>
           </w:pPr>
-          <w:hyperlink w:anchor="__RefHeading___Toc1362_260505723">
+          <w:hyperlink w:anchor="__RefHeading___Toc1362_1143682729">
             <w:r>
               <w:rPr>
                 <w:rStyle w:val="IndexLink"/>
@@ -1252,7 +1270,7 @@
             </w:tabs>
             <w:rPr/>
           </w:pPr>
-          <w:hyperlink w:anchor="__RefHeading___Toc1364_260505723">
+          <w:hyperlink w:anchor="__RefHeading___Toc1364_1143682729">
             <w:r>
               <w:rPr>
                 <w:rStyle w:val="IndexLink"/>
@@ -1283,7 +1301,7 @@
             </w:tabs>
             <w:rPr/>
           </w:pPr>
-          <w:hyperlink w:anchor="__RefHeading___Toc1366_260505723">
+          <w:hyperlink w:anchor="__RefHeading___Toc1366_1143682729">
             <w:r>
               <w:rPr>
                 <w:rStyle w:val="IndexLink"/>
@@ -1314,7 +1332,7 @@
             </w:tabs>
             <w:rPr/>
           </w:pPr>
-          <w:hyperlink w:anchor="__RefHeading___Toc1368_260505723">
+          <w:hyperlink w:anchor="__RefHeading___Toc1368_1143682729">
             <w:r>
               <w:rPr>
                 <w:rStyle w:val="IndexLink"/>
@@ -1345,7 +1363,7 @@
             </w:tabs>
             <w:rPr/>
           </w:pPr>
-          <w:hyperlink w:anchor="__RefHeading___Toc1370_260505723">
+          <w:hyperlink w:anchor="__RefHeading___Toc1370_1143682729">
             <w:r>
               <w:rPr>
                 <w:rStyle w:val="IndexLink"/>
@@ -1376,7 +1394,7 @@
             </w:tabs>
             <w:rPr/>
           </w:pPr>
-          <w:hyperlink w:anchor="__RefHeading___Toc1372_260505723">
+          <w:hyperlink w:anchor="__RefHeading___Toc1372_1143682729">
             <w:r>
               <w:rPr>
                 <w:rStyle w:val="IndexLink"/>
@@ -1407,7 +1425,7 @@
             </w:tabs>
             <w:rPr/>
           </w:pPr>
-          <w:hyperlink w:anchor="__RefHeading___Toc1374_260505723">
+          <w:hyperlink w:anchor="__RefHeading___Toc1374_1143682729">
             <w:r>
               <w:rPr>
                 <w:rStyle w:val="IndexLink"/>
@@ -1438,7 +1456,7 @@
             </w:tabs>
             <w:rPr/>
           </w:pPr>
-          <w:hyperlink w:anchor="__RefHeading___Toc1376_260505723">
+          <w:hyperlink w:anchor="__RefHeading___Toc1376_1143682729">
             <w:r>
               <w:rPr>
                 <w:rStyle w:val="IndexLink"/>
@@ -1469,7 +1487,7 @@
             </w:tabs>
             <w:rPr/>
           </w:pPr>
-          <w:hyperlink w:anchor="__RefHeading___Toc1378_260505723">
+          <w:hyperlink w:anchor="__RefHeading___Toc1378_1143682729">
             <w:r>
               <w:rPr>
                 <w:rStyle w:val="IndexLink"/>
@@ -1500,7 +1518,7 @@
             </w:tabs>
             <w:rPr/>
           </w:pPr>
-          <w:hyperlink w:anchor="__RefHeading___Toc1380_260505723">
+          <w:hyperlink w:anchor="__RefHeading___Toc1380_1143682729">
             <w:r>
               <w:rPr>
                 <w:rStyle w:val="IndexLink"/>
@@ -1531,7 +1549,7 @@
             </w:tabs>
             <w:rPr/>
           </w:pPr>
-          <w:hyperlink w:anchor="__RefHeading___Toc1382_260505723">
+          <w:hyperlink w:anchor="__RefHeading___Toc1382_1143682729">
             <w:r>
               <w:rPr>
                 <w:rStyle w:val="IndexLink"/>
@@ -1562,7 +1580,7 @@
             </w:tabs>
             <w:rPr/>
           </w:pPr>
-          <w:hyperlink w:anchor="__RefHeading___Toc1384_260505723">
+          <w:hyperlink w:anchor="__RefHeading___Toc1384_1143682729">
             <w:r>
               <w:rPr>
                 <w:rStyle w:val="IndexLink"/>
@@ -1593,7 +1611,7 @@
             </w:tabs>
             <w:rPr/>
           </w:pPr>
-          <w:hyperlink w:anchor="__RefHeading___Toc1386_260505723">
+          <w:hyperlink w:anchor="__RefHeading___Toc1386_1143682729">
             <w:r>
               <w:rPr>
                 <w:rStyle w:val="IndexLink"/>
@@ -1624,7 +1642,7 @@
             </w:tabs>
             <w:rPr/>
           </w:pPr>
-          <w:hyperlink w:anchor="__RefHeading___Toc1388_260505723">
+          <w:hyperlink w:anchor="__RefHeading___Toc1388_1143682729">
             <w:r>
               <w:rPr>
                 <w:rStyle w:val="IndexLink"/>
@@ -1655,7 +1673,7 @@
             </w:tabs>
             <w:rPr/>
           </w:pPr>
-          <w:hyperlink w:anchor="__RefHeading___Toc1390_260505723">
+          <w:hyperlink w:anchor="__RefHeading___Toc1390_1143682729">
             <w:r>
               <w:rPr>
                 <w:rStyle w:val="IndexLink"/>
@@ -1686,7 +1704,7 @@
             </w:tabs>
             <w:rPr/>
           </w:pPr>
-          <w:hyperlink w:anchor="__RefHeading___Toc1392_260505723">
+          <w:hyperlink w:anchor="__RefHeading___Toc1392_1143682729">
             <w:r>
               <w:rPr>
                 <w:rStyle w:val="IndexLink"/>
@@ -1717,7 +1735,7 @@
             </w:tabs>
             <w:rPr/>
           </w:pPr>
-          <w:hyperlink w:anchor="__RefHeading___Toc1394_260505723">
+          <w:hyperlink w:anchor="__RefHeading___Toc1394_1143682729">
             <w:r>
               <w:rPr>
                 <w:rStyle w:val="IndexLink"/>
@@ -1748,7 +1766,7 @@
             </w:tabs>
             <w:rPr/>
           </w:pPr>
-          <w:hyperlink w:anchor="__RefHeading___Toc1396_260505723">
+          <w:hyperlink w:anchor="__RefHeading___Toc1396_1143682729">
             <w:r>
               <w:rPr>
                 <w:rStyle w:val="IndexLink"/>
@@ -1779,7 +1797,7 @@
             </w:tabs>
             <w:rPr/>
           </w:pPr>
-          <w:hyperlink w:anchor="__RefHeading___Toc1398_260505723">
+          <w:hyperlink w:anchor="__RefHeading___Toc1398_1143682729">
             <w:r>
               <w:rPr>
                 <w:rStyle w:val="IndexLink"/>
@@ -1837,7 +1855,7 @@
         <w:pStyle w:val="Heading1"/>
         <w:rPr/>
       </w:pPr>
-      <w:bookmarkStart w:id="0" w:name="__RefHeading___Toc1338_260505723"/>
+      <w:bookmarkStart w:id="0" w:name="__RefHeading___Toc1338_1143682729"/>
       <w:bookmarkEnd w:id="0"/>
       <w:r>
         <w:rPr/>
@@ -1853,7 +1871,7 @@
         <w:pStyle w:val="Heading2"/>
         <w:rPr/>
       </w:pPr>
-      <w:bookmarkStart w:id="1" w:name="__RefHeading___Toc1340_260505723"/>
+      <w:bookmarkStart w:id="1" w:name="__RefHeading___Toc1340_1143682729"/>
       <w:bookmarkEnd w:id="1"/>
       <w:r>
         <w:rPr/>
@@ -1895,7 +1913,7 @@
         <w:pStyle w:val="Heading2"/>
         <w:rPr/>
       </w:pPr>
-      <w:bookmarkStart w:id="2" w:name="__RefHeading___Toc1342_260505723"/>
+      <w:bookmarkStart w:id="2" w:name="__RefHeading___Toc1342_1143682729"/>
       <w:bookmarkEnd w:id="2"/>
       <w:r>
         <w:rPr/>
@@ -2041,7 +2059,7 @@
         <w:pStyle w:val="Heading2"/>
         <w:rPr/>
       </w:pPr>
-      <w:bookmarkStart w:id="3" w:name="__RefHeading___Toc1344_260505723"/>
+      <w:bookmarkStart w:id="3" w:name="__RefHeading___Toc1344_1143682729"/>
       <w:bookmarkEnd w:id="3"/>
       <w:r>
         <w:rPr/>
@@ -2977,7 +2995,7 @@
         <w:pStyle w:val="Heading2"/>
         <w:rPr/>
       </w:pPr>
-      <w:bookmarkStart w:id="4" w:name="__RefHeading___Toc1346_260505723"/>
+      <w:bookmarkStart w:id="4" w:name="__RefHeading___Toc1346_1143682729"/>
       <w:bookmarkEnd w:id="4"/>
       <w:r>
         <w:rPr/>
@@ -3180,7 +3198,7 @@
         <w:pStyle w:val="Heading1"/>
         <w:rPr/>
       </w:pPr>
-      <w:bookmarkStart w:id="5" w:name="__RefHeading___Toc1348_260505723"/>
+      <w:bookmarkStart w:id="5" w:name="__RefHeading___Toc1348_1143682729"/>
       <w:bookmarkEnd w:id="5"/>
       <w:r>
         <w:rPr/>
@@ -3196,7 +3214,7 @@
         <w:pStyle w:val="Heading2"/>
         <w:rPr/>
       </w:pPr>
-      <w:bookmarkStart w:id="6" w:name="__RefHeading___Toc1350_260505723"/>
+      <w:bookmarkStart w:id="6" w:name="__RefHeading___Toc1350_1143682729"/>
       <w:bookmarkEnd w:id="6"/>
       <w:r>
         <w:rPr/>
@@ -4163,7 +4181,7 @@
         <w:pStyle w:val="Heading2"/>
         <w:rPr/>
       </w:pPr>
-      <w:bookmarkStart w:id="7" w:name="__RefHeading___Toc1352_260505723"/>
+      <w:bookmarkStart w:id="7" w:name="__RefHeading___Toc1352_1143682729"/>
       <w:bookmarkEnd w:id="7"/>
       <w:r>
         <w:rPr/>
@@ -4405,7 +4423,7 @@
                 <w:sz w:val="21"/>
                 <w:szCs w:val="21"/>
               </w:rPr>
-              <w:t>【姓名】</w:t>
+              <w:t>李帆</w:t>
             </w:r>
           </w:p>
         </w:tc>
@@ -4512,7 +4530,7 @@
                 <w:sz w:val="21"/>
                 <w:szCs w:val="21"/>
               </w:rPr>
-              <w:t>【姓名】</w:t>
+              <w:t>李帆</w:t>
             </w:r>
           </w:p>
         </w:tc>
@@ -4619,7 +4637,7 @@
                 <w:sz w:val="21"/>
                 <w:szCs w:val="21"/>
               </w:rPr>
-              <w:t>【姓名】</w:t>
+              <w:t>李帆</w:t>
             </w:r>
           </w:p>
         </w:tc>
@@ -4726,7 +4744,7 @@
                 <w:sz w:val="21"/>
                 <w:szCs w:val="21"/>
               </w:rPr>
-              <w:t>【姓名】</w:t>
+              <w:t>李帆</w:t>
             </w:r>
           </w:p>
         </w:tc>
@@ -4842,7 +4860,7 @@
                 <w:sz w:val="21"/>
                 <w:szCs w:val="21"/>
               </w:rPr>
-              <w:t>【姓名】</w:t>
+              <w:t>李帆</w:t>
             </w:r>
           </w:p>
         </w:tc>
@@ -4958,7 +4976,7 @@
                 <w:sz w:val="21"/>
                 <w:szCs w:val="21"/>
               </w:rPr>
-              <w:t>【姓名】</w:t>
+              <w:t>李帆</w:t>
             </w:r>
           </w:p>
         </w:tc>
@@ -5120,7 +5138,7 @@
         <w:pStyle w:val="Heading2"/>
         <w:rPr/>
       </w:pPr>
-      <w:bookmarkStart w:id="8" w:name="__RefHeading___Toc1354_260505723"/>
+      <w:bookmarkStart w:id="8" w:name="__RefHeading___Toc1354_1143682729"/>
       <w:bookmarkEnd w:id="8"/>
       <w:r>
         <w:rPr/>
@@ -6751,7 +6769,7 @@
         <w:pStyle w:val="Heading2"/>
         <w:rPr/>
       </w:pPr>
-      <w:bookmarkStart w:id="9" w:name="__RefHeading___Toc1356_260505723"/>
+      <w:bookmarkStart w:id="9" w:name="__RefHeading___Toc1356_1143682729"/>
       <w:bookmarkEnd w:id="9"/>
       <w:r>
         <w:rPr/>
@@ -6882,7 +6900,7 @@
         <w:pStyle w:val="Heading1"/>
         <w:rPr/>
       </w:pPr>
-      <w:bookmarkStart w:id="10" w:name="__RefHeading___Toc1358_260505723"/>
+      <w:bookmarkStart w:id="10" w:name="__RefHeading___Toc1358_1143682729"/>
       <w:bookmarkEnd w:id="10"/>
       <w:r>
         <w:rPr/>
@@ -6898,7 +6916,7 @@
         <w:pStyle w:val="Heading2"/>
         <w:rPr/>
       </w:pPr>
-      <w:bookmarkStart w:id="11" w:name="__RefHeading___Toc1360_260505723"/>
+      <w:bookmarkStart w:id="11" w:name="__RefHeading___Toc1360_1143682729"/>
       <w:bookmarkEnd w:id="11"/>
       <w:r>
         <w:rPr/>
@@ -9791,7 +9809,7 @@
         <w:pStyle w:val="Heading2"/>
         <w:rPr/>
       </w:pPr>
-      <w:bookmarkStart w:id="12" w:name="__RefHeading___Toc1362_260505723"/>
+      <w:bookmarkStart w:id="12" w:name="__RefHeading___Toc1362_1143682729"/>
       <w:bookmarkEnd w:id="12"/>
       <w:r>
         <w:rPr/>
@@ -9832,7 +9850,7 @@
       </w:r>
       <w:r>
         <w:rPr/>
-        <w:t xml:space="preserve">14 </w:t>
+        <w:t xml:space="preserve">18 </w:t>
       </w:r>
       <w:r>
         <w:rPr/>
@@ -9848,7 +9866,7 @@
       </w:r>
       <w:r>
         <w:rPr/>
-        <w:t xml:space="preserve">23 </w:t>
+        <w:t xml:space="preserve">27 </w:t>
       </w:r>
       <w:r>
         <w:rPr/>
@@ -9957,7 +9975,7 @@
         <w:pStyle w:val="Heading2"/>
         <w:rPr/>
       </w:pPr>
-      <w:bookmarkStart w:id="13" w:name="__RefHeading___Toc1364_260505723"/>
+      <w:bookmarkStart w:id="13" w:name="__RefHeading___Toc1364_1143682729"/>
       <w:bookmarkEnd w:id="13"/>
       <w:r>
         <w:rPr/>
@@ -10227,7 +10245,7 @@
                 <w:sz w:val="21"/>
                 <w:szCs w:val="21"/>
               </w:rPr>
-              <w:t>2026-09-18</w:t>
+              <w:t>2026-09-22</w:t>
             </w:r>
           </w:p>
         </w:tc>
@@ -10377,7 +10395,7 @@
                 <w:sz w:val="21"/>
                 <w:szCs w:val="21"/>
               </w:rPr>
-              <w:t>2026-09-25</w:t>
+              <w:t>2026-09-29</w:t>
             </w:r>
           </w:p>
         </w:tc>
@@ -10527,7 +10545,7 @@
                 <w:sz w:val="21"/>
                 <w:szCs w:val="21"/>
               </w:rPr>
-              <w:t>2026-10-14</w:t>
+              <w:t>2026-10-18</w:t>
             </w:r>
           </w:p>
         </w:tc>
@@ -10695,7 +10713,7 @@
                 <w:sz w:val="21"/>
                 <w:szCs w:val="21"/>
               </w:rPr>
-              <w:t>2026-10-23</w:t>
+              <w:t>2026-10-27</w:t>
             </w:r>
           </w:p>
         </w:tc>
@@ -10802,7 +10820,7 @@
         <w:pStyle w:val="Heading2"/>
         <w:rPr/>
       </w:pPr>
-      <w:bookmarkStart w:id="14" w:name="__RefHeading___Toc1366_260505723"/>
+      <w:bookmarkStart w:id="14" w:name="__RefHeading___Toc1366_1143682729"/>
       <w:bookmarkEnd w:id="14"/>
       <w:r>
         <w:rPr/>
@@ -12646,7 +12664,7 @@
         <w:pStyle w:val="Heading2"/>
         <w:rPr/>
       </w:pPr>
-      <w:bookmarkStart w:id="15" w:name="__RefHeading___Toc1368_260505723"/>
+      <w:bookmarkStart w:id="15" w:name="__RefHeading___Toc1368_1143682729"/>
       <w:bookmarkEnd w:id="15"/>
       <w:r>
         <w:rPr/>
@@ -12734,7 +12752,7 @@
         <w:pStyle w:val="Heading1"/>
         <w:rPr/>
       </w:pPr>
-      <w:bookmarkStart w:id="16" w:name="__RefHeading___Toc1370_260505723"/>
+      <w:bookmarkStart w:id="16" w:name="__RefHeading___Toc1370_1143682729"/>
       <w:bookmarkEnd w:id="16"/>
       <w:r>
         <w:rPr/>
@@ -12750,7 +12768,7 @@
         <w:pStyle w:val="Heading2"/>
         <w:rPr/>
       </w:pPr>
-      <w:bookmarkStart w:id="17" w:name="__RefHeading___Toc1372_260505723"/>
+      <w:bookmarkStart w:id="17" w:name="__RefHeading___Toc1372_1143682729"/>
       <w:bookmarkEnd w:id="17"/>
       <w:r>
         <w:rPr/>
@@ -13044,7 +13062,7 @@
                 <w:sz w:val="21"/>
                 <w:szCs w:val="21"/>
               </w:rPr>
-              <w:t>09-28 ~ 10-04</w:t>
+              <w:t>10-02 ~ 10-08</w:t>
             </w:r>
           </w:p>
         </w:tc>
@@ -13230,7 +13248,7 @@
                 <w:sz w:val="21"/>
                 <w:szCs w:val="21"/>
               </w:rPr>
-              <w:t>10-05 ~ 10-10</w:t>
+              <w:t>10-09 ~ 10-14</w:t>
             </w:r>
           </w:p>
         </w:tc>
@@ -13398,7 +13416,7 @@
                 <w:sz w:val="21"/>
                 <w:szCs w:val="21"/>
               </w:rPr>
-              <w:t>10-11 ~ 10-14</w:t>
+              <w:t>10-15 ~ 10-18</w:t>
             </w:r>
           </w:p>
         </w:tc>
@@ -13505,7 +13523,7 @@
         <w:pStyle w:val="Heading2"/>
         <w:rPr/>
       </w:pPr>
-      <w:bookmarkStart w:id="18" w:name="__RefHeading___Toc1374_260505723"/>
+      <w:bookmarkStart w:id="18" w:name="__RefHeading___Toc1374_1143682729"/>
       <w:bookmarkEnd w:id="18"/>
       <w:r>
         <w:rPr/>
@@ -13606,7 +13624,7 @@
         <w:pStyle w:val="Heading2"/>
         <w:rPr/>
       </w:pPr>
-      <w:bookmarkStart w:id="19" w:name="__RefHeading___Toc1376_260505723"/>
+      <w:bookmarkStart w:id="19" w:name="__RefHeading___Toc1376_1143682729"/>
       <w:bookmarkEnd w:id="19"/>
       <w:r>
         <w:rPr/>
@@ -15348,7 +15366,7 @@
         <w:pStyle w:val="Heading1"/>
         <w:rPr/>
       </w:pPr>
-      <w:bookmarkStart w:id="20" w:name="__RefHeading___Toc1378_260505723"/>
+      <w:bookmarkStart w:id="20" w:name="__RefHeading___Toc1378_1143682729"/>
       <w:bookmarkEnd w:id="20"/>
       <w:r>
         <w:rPr/>
@@ -15364,7 +15382,7 @@
         <w:pStyle w:val="Heading2"/>
         <w:rPr/>
       </w:pPr>
-      <w:bookmarkStart w:id="21" w:name="__RefHeading___Toc1380_260505723"/>
+      <w:bookmarkStart w:id="21" w:name="__RefHeading___Toc1380_1143682729"/>
       <w:bookmarkEnd w:id="21"/>
       <w:r>
         <w:rPr/>
@@ -16228,7 +16246,7 @@
         <w:pStyle w:val="Heading2"/>
         <w:rPr/>
       </w:pPr>
-      <w:bookmarkStart w:id="22" w:name="__RefHeading___Toc1382_260505723"/>
+      <w:bookmarkStart w:id="22" w:name="__RefHeading___Toc1382_1143682729"/>
       <w:bookmarkEnd w:id="22"/>
       <w:r>
         <w:rPr/>
@@ -16423,7 +16441,7 @@
         <w:pStyle w:val="Heading2"/>
         <w:rPr/>
       </w:pPr>
-      <w:bookmarkStart w:id="23" w:name="__RefHeading___Toc1384_260505723"/>
+      <w:bookmarkStart w:id="23" w:name="__RefHeading___Toc1384_1143682729"/>
       <w:bookmarkEnd w:id="23"/>
       <w:r>
         <w:rPr/>
@@ -16684,7 +16702,7 @@
                 <w:sz w:val="21"/>
                 <w:szCs w:val="21"/>
               </w:rPr>
-              <w:t>09-18</w:t>
+              <w:t>09-22</w:t>
             </w:r>
           </w:p>
         </w:tc>
@@ -16825,7 +16843,7 @@
                 <w:sz w:val="21"/>
                 <w:szCs w:val="21"/>
               </w:rPr>
-              <w:t>09-25</w:t>
+              <w:t>09-29</w:t>
             </w:r>
           </w:p>
         </w:tc>
@@ -17107,7 +17125,7 @@
                 <w:sz w:val="21"/>
                 <w:szCs w:val="21"/>
               </w:rPr>
-              <w:t>10-14</w:t>
+              <w:t>10-18</w:t>
             </w:r>
           </w:p>
         </w:tc>
@@ -17196,7 +17214,7 @@
         <w:pStyle w:val="Heading2"/>
         <w:rPr/>
       </w:pPr>
-      <w:bookmarkStart w:id="24" w:name="__RefHeading___Toc1386_260505723"/>
+      <w:bookmarkStart w:id="24" w:name="__RefHeading___Toc1386_1143682729"/>
       <w:bookmarkEnd w:id="24"/>
       <w:r>
         <w:rPr/>
@@ -17388,7 +17406,7 @@
         <w:pStyle w:val="Heading2"/>
         <w:rPr/>
       </w:pPr>
-      <w:bookmarkStart w:id="25" w:name="__RefHeading___Toc1388_260505723"/>
+      <w:bookmarkStart w:id="25" w:name="__RefHeading___Toc1388_1143682729"/>
       <w:bookmarkEnd w:id="25"/>
       <w:r>
         <w:rPr/>
@@ -17567,7 +17585,7 @@
         <w:pStyle w:val="Heading1"/>
         <w:rPr/>
       </w:pPr>
-      <w:bookmarkStart w:id="26" w:name="__RefHeading___Toc1390_260505723"/>
+      <w:bookmarkStart w:id="26" w:name="__RefHeading___Toc1390_1143682729"/>
       <w:bookmarkEnd w:id="26"/>
       <w:r>
         <w:rPr/>
@@ -19458,7 +19476,7 @@
         <w:pStyle w:val="Heading1"/>
         <w:rPr/>
       </w:pPr>
-      <w:bookmarkStart w:id="27" w:name="__RefHeading___Toc1392_260505723"/>
+      <w:bookmarkStart w:id="27" w:name="__RefHeading___Toc1392_1143682729"/>
       <w:bookmarkEnd w:id="27"/>
       <w:r>
         <w:rPr/>
@@ -19474,7 +19492,7 @@
         <w:pStyle w:val="Heading2"/>
         <w:rPr/>
       </w:pPr>
-      <w:bookmarkStart w:id="28" w:name="__RefHeading___Toc1394_260505723"/>
+      <w:bookmarkStart w:id="28" w:name="__RefHeading___Toc1394_1143682729"/>
       <w:bookmarkEnd w:id="28"/>
       <w:r>
         <w:rPr/>
@@ -19546,7 +19564,7 @@
         <w:pStyle w:val="Heading2"/>
         <w:rPr/>
       </w:pPr>
-      <w:bookmarkStart w:id="29" w:name="__RefHeading___Toc1396_260505723"/>
+      <w:bookmarkStart w:id="29" w:name="__RefHeading___Toc1396_1143682729"/>
       <w:bookmarkEnd w:id="29"/>
       <w:r>
         <w:rPr/>
@@ -19646,7 +19664,7 @@
         <w:pStyle w:val="Heading2"/>
         <w:rPr/>
       </w:pPr>
-      <w:bookmarkStart w:id="30" w:name="__RefHeading___Toc1398_260505723"/>
+      <w:bookmarkStart w:id="30" w:name="__RefHeading___Toc1398_1143682729"/>
       <w:bookmarkEnd w:id="30"/>
       <w:r>
         <w:rPr/>

--- a/docs/01-项目开发计划书.docx
+++ b/docs/01-项目开发计划书.docx
@@ -322,7 +322,7 @@
           <w:szCs w:val="30"/>
           <w:u w:val="single"/>
         </w:rPr>
-        <w:t xml:space="preserve">  【指导教师】  </w:t>
+        <w:t xml:space="preserve">  徐斌  </w:t>
       </w:r>
     </w:p>
     <w:p>
@@ -867,7 +867,7 @@
             </w:rPr>
             <w:fldChar w:fldCharType="separate"/>
           </w:r>
-          <w:hyperlink w:anchor="__RefHeading___Toc1338_1143682729">
+          <w:hyperlink w:anchor="__RefHeading___Toc1338_2672729175">
             <w:r>
               <w:rPr>
                 <w:rStyle w:val="IndexLink"/>
@@ -898,7 +898,7 @@
             </w:tabs>
             <w:rPr/>
           </w:pPr>
-          <w:hyperlink w:anchor="__RefHeading___Toc1340_1143682729">
+          <w:hyperlink w:anchor="__RefHeading___Toc1340_2672729175">
             <w:r>
               <w:rPr>
                 <w:rStyle w:val="IndexLink"/>
@@ -929,7 +929,7 @@
             </w:tabs>
             <w:rPr/>
           </w:pPr>
-          <w:hyperlink w:anchor="__RefHeading___Toc1342_1143682729">
+          <w:hyperlink w:anchor="__RefHeading___Toc1342_2672729175">
             <w:r>
               <w:rPr>
                 <w:rStyle w:val="IndexLink"/>
@@ -960,7 +960,7 @@
             </w:tabs>
             <w:rPr/>
           </w:pPr>
-          <w:hyperlink w:anchor="__RefHeading___Toc1344_1143682729">
+          <w:hyperlink w:anchor="__RefHeading___Toc1344_2672729175">
             <w:r>
               <w:rPr>
                 <w:rStyle w:val="IndexLink"/>
@@ -991,7 +991,7 @@
             </w:tabs>
             <w:rPr/>
           </w:pPr>
-          <w:hyperlink w:anchor="__RefHeading___Toc1346_1143682729">
+          <w:hyperlink w:anchor="__RefHeading___Toc1346_2672729175">
             <w:r>
               <w:rPr>
                 <w:rStyle w:val="IndexLink"/>
@@ -1022,7 +1022,7 @@
             </w:tabs>
             <w:rPr/>
           </w:pPr>
-          <w:hyperlink w:anchor="__RefHeading___Toc1348_1143682729">
+          <w:hyperlink w:anchor="__RefHeading___Toc1348_2672729175">
             <w:r>
               <w:rPr>
                 <w:rStyle w:val="IndexLink"/>
@@ -1053,7 +1053,7 @@
             </w:tabs>
             <w:rPr/>
           </w:pPr>
-          <w:hyperlink w:anchor="__RefHeading___Toc1350_1143682729">
+          <w:hyperlink w:anchor="__RefHeading___Toc1350_2672729175">
             <w:r>
               <w:rPr>
                 <w:rStyle w:val="IndexLink"/>
@@ -1084,7 +1084,7 @@
             </w:tabs>
             <w:rPr/>
           </w:pPr>
-          <w:hyperlink w:anchor="__RefHeading___Toc1352_1143682729">
+          <w:hyperlink w:anchor="__RefHeading___Toc1352_2672729175">
             <w:r>
               <w:rPr>
                 <w:rStyle w:val="IndexLink"/>
@@ -1115,7 +1115,7 @@
             </w:tabs>
             <w:rPr/>
           </w:pPr>
-          <w:hyperlink w:anchor="__RefHeading___Toc1354_1143682729">
+          <w:hyperlink w:anchor="__RefHeading___Toc1354_2672729175">
             <w:r>
               <w:rPr>
                 <w:rStyle w:val="IndexLink"/>
@@ -1146,7 +1146,7 @@
             </w:tabs>
             <w:rPr/>
           </w:pPr>
-          <w:hyperlink w:anchor="__RefHeading___Toc1356_1143682729">
+          <w:hyperlink w:anchor="__RefHeading___Toc1356_2672729175">
             <w:r>
               <w:rPr>
                 <w:rStyle w:val="IndexLink"/>
@@ -1177,7 +1177,7 @@
             </w:tabs>
             <w:rPr/>
           </w:pPr>
-          <w:hyperlink w:anchor="__RefHeading___Toc1358_1143682729">
+          <w:hyperlink w:anchor="__RefHeading___Toc1358_2672729175">
             <w:r>
               <w:rPr>
                 <w:rStyle w:val="IndexLink"/>
@@ -1208,7 +1208,7 @@
             </w:tabs>
             <w:rPr/>
           </w:pPr>
-          <w:hyperlink w:anchor="__RefHeading___Toc1360_1143682729">
+          <w:hyperlink w:anchor="__RefHeading___Toc1360_2672729175">
             <w:r>
               <w:rPr>
                 <w:rStyle w:val="IndexLink"/>
@@ -1239,7 +1239,7 @@
             </w:tabs>
             <w:rPr/>
           </w:pPr>
-          <w:hyperlink w:anchor="__RefHeading___Toc1362_1143682729">
+          <w:hyperlink w:anchor="__RefHeading___Toc1362_2672729175">
             <w:r>
               <w:rPr>
                 <w:rStyle w:val="IndexLink"/>
@@ -1270,7 +1270,7 @@
             </w:tabs>
             <w:rPr/>
           </w:pPr>
-          <w:hyperlink w:anchor="__RefHeading___Toc1364_1143682729">
+          <w:hyperlink w:anchor="__RefHeading___Toc1364_2672729175">
             <w:r>
               <w:rPr>
                 <w:rStyle w:val="IndexLink"/>
@@ -1301,7 +1301,7 @@
             </w:tabs>
             <w:rPr/>
           </w:pPr>
-          <w:hyperlink w:anchor="__RefHeading___Toc1366_1143682729">
+          <w:hyperlink w:anchor="__RefHeading___Toc1366_2672729175">
             <w:r>
               <w:rPr>
                 <w:rStyle w:val="IndexLink"/>
@@ -1332,7 +1332,7 @@
             </w:tabs>
             <w:rPr/>
           </w:pPr>
-          <w:hyperlink w:anchor="__RefHeading___Toc1368_1143682729">
+          <w:hyperlink w:anchor="__RefHeading___Toc1368_2672729175">
             <w:r>
               <w:rPr>
                 <w:rStyle w:val="IndexLink"/>
@@ -1363,7 +1363,7 @@
             </w:tabs>
             <w:rPr/>
           </w:pPr>
-          <w:hyperlink w:anchor="__RefHeading___Toc1370_1143682729">
+          <w:hyperlink w:anchor="__RefHeading___Toc1370_2672729175">
             <w:r>
               <w:rPr>
                 <w:rStyle w:val="IndexLink"/>
@@ -1394,7 +1394,7 @@
             </w:tabs>
             <w:rPr/>
           </w:pPr>
-          <w:hyperlink w:anchor="__RefHeading___Toc1372_1143682729">
+          <w:hyperlink w:anchor="__RefHeading___Toc1372_2672729175">
             <w:r>
               <w:rPr>
                 <w:rStyle w:val="IndexLink"/>
@@ -1425,7 +1425,7 @@
             </w:tabs>
             <w:rPr/>
           </w:pPr>
-          <w:hyperlink w:anchor="__RefHeading___Toc1374_1143682729">
+          <w:hyperlink w:anchor="__RefHeading___Toc1374_2672729175">
             <w:r>
               <w:rPr>
                 <w:rStyle w:val="IndexLink"/>
@@ -1456,7 +1456,7 @@
             </w:tabs>
             <w:rPr/>
           </w:pPr>
-          <w:hyperlink w:anchor="__RefHeading___Toc1376_1143682729">
+          <w:hyperlink w:anchor="__RefHeading___Toc1376_2672729175">
             <w:r>
               <w:rPr>
                 <w:rStyle w:val="IndexLink"/>
@@ -1487,7 +1487,7 @@
             </w:tabs>
             <w:rPr/>
           </w:pPr>
-          <w:hyperlink w:anchor="__RefHeading___Toc1378_1143682729">
+          <w:hyperlink w:anchor="__RefHeading___Toc1378_2672729175">
             <w:r>
               <w:rPr>
                 <w:rStyle w:val="IndexLink"/>
@@ -1518,7 +1518,7 @@
             </w:tabs>
             <w:rPr/>
           </w:pPr>
-          <w:hyperlink w:anchor="__RefHeading___Toc1380_1143682729">
+          <w:hyperlink w:anchor="__RefHeading___Toc1380_2672729175">
             <w:r>
               <w:rPr>
                 <w:rStyle w:val="IndexLink"/>
@@ -1549,7 +1549,7 @@
             </w:tabs>
             <w:rPr/>
           </w:pPr>
-          <w:hyperlink w:anchor="__RefHeading___Toc1382_1143682729">
+          <w:hyperlink w:anchor="__RefHeading___Toc1382_2672729175">
             <w:r>
               <w:rPr>
                 <w:rStyle w:val="IndexLink"/>
@@ -1580,7 +1580,7 @@
             </w:tabs>
             <w:rPr/>
           </w:pPr>
-          <w:hyperlink w:anchor="__RefHeading___Toc1384_1143682729">
+          <w:hyperlink w:anchor="__RefHeading___Toc1384_2672729175">
             <w:r>
               <w:rPr>
                 <w:rStyle w:val="IndexLink"/>
@@ -1611,7 +1611,7 @@
             </w:tabs>
             <w:rPr/>
           </w:pPr>
-          <w:hyperlink w:anchor="__RefHeading___Toc1386_1143682729">
+          <w:hyperlink w:anchor="__RefHeading___Toc1386_2672729175">
             <w:r>
               <w:rPr>
                 <w:rStyle w:val="IndexLink"/>
@@ -1642,7 +1642,7 @@
             </w:tabs>
             <w:rPr/>
           </w:pPr>
-          <w:hyperlink w:anchor="__RefHeading___Toc1388_1143682729">
+          <w:hyperlink w:anchor="__RefHeading___Toc1388_2672729175">
             <w:r>
               <w:rPr>
                 <w:rStyle w:val="IndexLink"/>
@@ -1673,7 +1673,7 @@
             </w:tabs>
             <w:rPr/>
           </w:pPr>
-          <w:hyperlink w:anchor="__RefHeading___Toc1390_1143682729">
+          <w:hyperlink w:anchor="__RefHeading___Toc1390_2672729175">
             <w:r>
               <w:rPr>
                 <w:rStyle w:val="IndexLink"/>
@@ -1704,7 +1704,7 @@
             </w:tabs>
             <w:rPr/>
           </w:pPr>
-          <w:hyperlink w:anchor="__RefHeading___Toc1392_1143682729">
+          <w:hyperlink w:anchor="__RefHeading___Toc1392_2672729175">
             <w:r>
               <w:rPr>
                 <w:rStyle w:val="IndexLink"/>
@@ -1735,7 +1735,7 @@
             </w:tabs>
             <w:rPr/>
           </w:pPr>
-          <w:hyperlink w:anchor="__RefHeading___Toc1394_1143682729">
+          <w:hyperlink w:anchor="__RefHeading___Toc1394_2672729175">
             <w:r>
               <w:rPr>
                 <w:rStyle w:val="IndexLink"/>
@@ -1766,7 +1766,7 @@
             </w:tabs>
             <w:rPr/>
           </w:pPr>
-          <w:hyperlink w:anchor="__RefHeading___Toc1396_1143682729">
+          <w:hyperlink w:anchor="__RefHeading___Toc1396_2672729175">
             <w:r>
               <w:rPr>
                 <w:rStyle w:val="IndexLink"/>
@@ -1797,7 +1797,7 @@
             </w:tabs>
             <w:rPr/>
           </w:pPr>
-          <w:hyperlink w:anchor="__RefHeading___Toc1398_1143682729">
+          <w:hyperlink w:anchor="__RefHeading___Toc1398_2672729175">
             <w:r>
               <w:rPr>
                 <w:rStyle w:val="IndexLink"/>
@@ -1855,7 +1855,7 @@
         <w:pStyle w:val="Heading1"/>
         <w:rPr/>
       </w:pPr>
-      <w:bookmarkStart w:id="0" w:name="__RefHeading___Toc1338_1143682729"/>
+      <w:bookmarkStart w:id="0" w:name="__RefHeading___Toc1338_2672729175"/>
       <w:bookmarkEnd w:id="0"/>
       <w:r>
         <w:rPr/>
@@ -1871,7 +1871,7 @@
         <w:pStyle w:val="Heading2"/>
         <w:rPr/>
       </w:pPr>
-      <w:bookmarkStart w:id="1" w:name="__RefHeading___Toc1340_1143682729"/>
+      <w:bookmarkStart w:id="1" w:name="__RefHeading___Toc1340_2672729175"/>
       <w:bookmarkEnd w:id="1"/>
       <w:r>
         <w:rPr/>
@@ -1913,7 +1913,7 @@
         <w:pStyle w:val="Heading2"/>
         <w:rPr/>
       </w:pPr>
-      <w:bookmarkStart w:id="2" w:name="__RefHeading___Toc1342_1143682729"/>
+      <w:bookmarkStart w:id="2" w:name="__RefHeading___Toc1342_2672729175"/>
       <w:bookmarkEnd w:id="2"/>
       <w:r>
         <w:rPr/>
@@ -2059,7 +2059,7 @@
         <w:pStyle w:val="Heading2"/>
         <w:rPr/>
       </w:pPr>
-      <w:bookmarkStart w:id="3" w:name="__RefHeading___Toc1344_1143682729"/>
+      <w:bookmarkStart w:id="3" w:name="__RefHeading___Toc1344_2672729175"/>
       <w:bookmarkEnd w:id="3"/>
       <w:r>
         <w:rPr/>
@@ -2995,7 +2995,7 @@
         <w:pStyle w:val="Heading2"/>
         <w:rPr/>
       </w:pPr>
-      <w:bookmarkStart w:id="4" w:name="__RefHeading___Toc1346_1143682729"/>
+      <w:bookmarkStart w:id="4" w:name="__RefHeading___Toc1346_2672729175"/>
       <w:bookmarkEnd w:id="4"/>
       <w:r>
         <w:rPr/>
@@ -3198,7 +3198,7 @@
         <w:pStyle w:val="Heading1"/>
         <w:rPr/>
       </w:pPr>
-      <w:bookmarkStart w:id="5" w:name="__RefHeading___Toc1348_1143682729"/>
+      <w:bookmarkStart w:id="5" w:name="__RefHeading___Toc1348_2672729175"/>
       <w:bookmarkEnd w:id="5"/>
       <w:r>
         <w:rPr/>
@@ -3214,7 +3214,7 @@
         <w:pStyle w:val="Heading2"/>
         <w:rPr/>
       </w:pPr>
-      <w:bookmarkStart w:id="6" w:name="__RefHeading___Toc1350_1143682729"/>
+      <w:bookmarkStart w:id="6" w:name="__RefHeading___Toc1350_2672729175"/>
       <w:bookmarkEnd w:id="6"/>
       <w:r>
         <w:rPr/>
@@ -4181,7 +4181,7 @@
         <w:pStyle w:val="Heading2"/>
         <w:rPr/>
       </w:pPr>
-      <w:bookmarkStart w:id="7" w:name="__RefHeading___Toc1352_1143682729"/>
+      <w:bookmarkStart w:id="7" w:name="__RefHeading___Toc1352_2672729175"/>
       <w:bookmarkEnd w:id="7"/>
       <w:r>
         <w:rPr/>
@@ -5083,7 +5083,7 @@
                 <w:sz w:val="21"/>
                 <w:szCs w:val="21"/>
               </w:rPr>
-              <w:t>【指导教师】</w:t>
+              <w:t>徐斌</w:t>
             </w:r>
           </w:p>
         </w:tc>
@@ -5138,7 +5138,7 @@
         <w:pStyle w:val="Heading2"/>
         <w:rPr/>
       </w:pPr>
-      <w:bookmarkStart w:id="8" w:name="__RefHeading___Toc1354_1143682729"/>
+      <w:bookmarkStart w:id="8" w:name="__RefHeading___Toc1354_2672729175"/>
       <w:bookmarkEnd w:id="8"/>
       <w:r>
         <w:rPr/>
@@ -6769,7 +6769,7 @@
         <w:pStyle w:val="Heading2"/>
         <w:rPr/>
       </w:pPr>
-      <w:bookmarkStart w:id="9" w:name="__RefHeading___Toc1356_1143682729"/>
+      <w:bookmarkStart w:id="9" w:name="__RefHeading___Toc1356_2672729175"/>
       <w:bookmarkEnd w:id="9"/>
       <w:r>
         <w:rPr/>
@@ -6900,7 +6900,7 @@
         <w:pStyle w:val="Heading1"/>
         <w:rPr/>
       </w:pPr>
-      <w:bookmarkStart w:id="10" w:name="__RefHeading___Toc1358_1143682729"/>
+      <w:bookmarkStart w:id="10" w:name="__RefHeading___Toc1358_2672729175"/>
       <w:bookmarkEnd w:id="10"/>
       <w:r>
         <w:rPr/>
@@ -6916,7 +6916,7 @@
         <w:pStyle w:val="Heading2"/>
         <w:rPr/>
       </w:pPr>
-      <w:bookmarkStart w:id="11" w:name="__RefHeading___Toc1360_1143682729"/>
+      <w:bookmarkStart w:id="11" w:name="__RefHeading___Toc1360_2672729175"/>
       <w:bookmarkEnd w:id="11"/>
       <w:r>
         <w:rPr/>
@@ -9809,7 +9809,7 @@
         <w:pStyle w:val="Heading2"/>
         <w:rPr/>
       </w:pPr>
-      <w:bookmarkStart w:id="12" w:name="__RefHeading___Toc1362_1143682729"/>
+      <w:bookmarkStart w:id="12" w:name="__RefHeading___Toc1362_2672729175"/>
       <w:bookmarkEnd w:id="12"/>
       <w:r>
         <w:rPr/>
@@ -9975,7 +9975,7 @@
         <w:pStyle w:val="Heading2"/>
         <w:rPr/>
       </w:pPr>
-      <w:bookmarkStart w:id="13" w:name="__RefHeading___Toc1364_1143682729"/>
+      <w:bookmarkStart w:id="13" w:name="__RefHeading___Toc1364_2672729175"/>
       <w:bookmarkEnd w:id="13"/>
       <w:r>
         <w:rPr/>
@@ -10820,7 +10820,7 @@
         <w:pStyle w:val="Heading2"/>
         <w:rPr/>
       </w:pPr>
-      <w:bookmarkStart w:id="14" w:name="__RefHeading___Toc1366_1143682729"/>
+      <w:bookmarkStart w:id="14" w:name="__RefHeading___Toc1366_2672729175"/>
       <w:bookmarkEnd w:id="14"/>
       <w:r>
         <w:rPr/>
@@ -12664,7 +12664,7 @@
         <w:pStyle w:val="Heading2"/>
         <w:rPr/>
       </w:pPr>
-      <w:bookmarkStart w:id="15" w:name="__RefHeading___Toc1368_1143682729"/>
+      <w:bookmarkStart w:id="15" w:name="__RefHeading___Toc1368_2672729175"/>
       <w:bookmarkEnd w:id="15"/>
       <w:r>
         <w:rPr/>
@@ -12752,7 +12752,7 @@
         <w:pStyle w:val="Heading1"/>
         <w:rPr/>
       </w:pPr>
-      <w:bookmarkStart w:id="16" w:name="__RefHeading___Toc1370_1143682729"/>
+      <w:bookmarkStart w:id="16" w:name="__RefHeading___Toc1370_2672729175"/>
       <w:bookmarkEnd w:id="16"/>
       <w:r>
         <w:rPr/>
@@ -12768,7 +12768,7 @@
         <w:pStyle w:val="Heading2"/>
         <w:rPr/>
       </w:pPr>
-      <w:bookmarkStart w:id="17" w:name="__RefHeading___Toc1372_1143682729"/>
+      <w:bookmarkStart w:id="17" w:name="__RefHeading___Toc1372_2672729175"/>
       <w:bookmarkEnd w:id="17"/>
       <w:r>
         <w:rPr/>
@@ -13523,7 +13523,7 @@
         <w:pStyle w:val="Heading2"/>
         <w:rPr/>
       </w:pPr>
-      <w:bookmarkStart w:id="18" w:name="__RefHeading___Toc1374_1143682729"/>
+      <w:bookmarkStart w:id="18" w:name="__RefHeading___Toc1374_2672729175"/>
       <w:bookmarkEnd w:id="18"/>
       <w:r>
         <w:rPr/>
@@ -13624,7 +13624,7 @@
         <w:pStyle w:val="Heading2"/>
         <w:rPr/>
       </w:pPr>
-      <w:bookmarkStart w:id="19" w:name="__RefHeading___Toc1376_1143682729"/>
+      <w:bookmarkStart w:id="19" w:name="__RefHeading___Toc1376_2672729175"/>
       <w:bookmarkEnd w:id="19"/>
       <w:r>
         <w:rPr/>
@@ -15366,7 +15366,7 @@
         <w:pStyle w:val="Heading1"/>
         <w:rPr/>
       </w:pPr>
-      <w:bookmarkStart w:id="20" w:name="__RefHeading___Toc1378_1143682729"/>
+      <w:bookmarkStart w:id="20" w:name="__RefHeading___Toc1378_2672729175"/>
       <w:bookmarkEnd w:id="20"/>
       <w:r>
         <w:rPr/>
@@ -15382,7 +15382,7 @@
         <w:pStyle w:val="Heading2"/>
         <w:rPr/>
       </w:pPr>
-      <w:bookmarkStart w:id="21" w:name="__RefHeading___Toc1380_1143682729"/>
+      <w:bookmarkStart w:id="21" w:name="__RefHeading___Toc1380_2672729175"/>
       <w:bookmarkEnd w:id="21"/>
       <w:r>
         <w:rPr/>
@@ -16246,7 +16246,7 @@
         <w:pStyle w:val="Heading2"/>
         <w:rPr/>
       </w:pPr>
-      <w:bookmarkStart w:id="22" w:name="__RefHeading___Toc1382_1143682729"/>
+      <w:bookmarkStart w:id="22" w:name="__RefHeading___Toc1382_2672729175"/>
       <w:bookmarkEnd w:id="22"/>
       <w:r>
         <w:rPr/>
@@ -16441,7 +16441,7 @@
         <w:pStyle w:val="Heading2"/>
         <w:rPr/>
       </w:pPr>
-      <w:bookmarkStart w:id="23" w:name="__RefHeading___Toc1384_1143682729"/>
+      <w:bookmarkStart w:id="23" w:name="__RefHeading___Toc1384_2672729175"/>
       <w:bookmarkEnd w:id="23"/>
       <w:r>
         <w:rPr/>
@@ -17214,7 +17214,7 @@
         <w:pStyle w:val="Heading2"/>
         <w:rPr/>
       </w:pPr>
-      <w:bookmarkStart w:id="24" w:name="__RefHeading___Toc1386_1143682729"/>
+      <w:bookmarkStart w:id="24" w:name="__RefHeading___Toc1386_2672729175"/>
       <w:bookmarkEnd w:id="24"/>
       <w:r>
         <w:rPr/>
@@ -17406,7 +17406,7 @@
         <w:pStyle w:val="Heading2"/>
         <w:rPr/>
       </w:pPr>
-      <w:bookmarkStart w:id="25" w:name="__RefHeading___Toc1388_1143682729"/>
+      <w:bookmarkStart w:id="25" w:name="__RefHeading___Toc1388_2672729175"/>
       <w:bookmarkEnd w:id="25"/>
       <w:r>
         <w:rPr/>
@@ -17585,7 +17585,7 @@
         <w:pStyle w:val="Heading1"/>
         <w:rPr/>
       </w:pPr>
-      <w:bookmarkStart w:id="26" w:name="__RefHeading___Toc1390_1143682729"/>
+      <w:bookmarkStart w:id="26" w:name="__RefHeading___Toc1390_2672729175"/>
       <w:bookmarkEnd w:id="26"/>
       <w:r>
         <w:rPr/>
@@ -19476,7 +19476,7 @@
         <w:pStyle w:val="Heading1"/>
         <w:rPr/>
       </w:pPr>
-      <w:bookmarkStart w:id="27" w:name="__RefHeading___Toc1392_1143682729"/>
+      <w:bookmarkStart w:id="27" w:name="__RefHeading___Toc1392_2672729175"/>
       <w:bookmarkEnd w:id="27"/>
       <w:r>
         <w:rPr/>
@@ -19492,7 +19492,7 @@
         <w:pStyle w:val="Heading2"/>
         <w:rPr/>
       </w:pPr>
-      <w:bookmarkStart w:id="28" w:name="__RefHeading___Toc1394_1143682729"/>
+      <w:bookmarkStart w:id="28" w:name="__RefHeading___Toc1394_2672729175"/>
       <w:bookmarkEnd w:id="28"/>
       <w:r>
         <w:rPr/>
@@ -19564,7 +19564,7 @@
         <w:pStyle w:val="Heading2"/>
         <w:rPr/>
       </w:pPr>
-      <w:bookmarkStart w:id="29" w:name="__RefHeading___Toc1396_1143682729"/>
+      <w:bookmarkStart w:id="29" w:name="__RefHeading___Toc1396_2672729175"/>
       <w:bookmarkEnd w:id="29"/>
       <w:r>
         <w:rPr/>
@@ -19664,7 +19664,7 @@
         <w:pStyle w:val="Heading2"/>
         <w:rPr/>
       </w:pPr>
-      <w:bookmarkStart w:id="30" w:name="__RefHeading___Toc1398_1143682729"/>
+      <w:bookmarkStart w:id="30" w:name="__RefHeading___Toc1398_2672729175"/>
       <w:bookmarkEnd w:id="30"/>
       <w:r>
         <w:rPr/>
